--- a/story-revised/CoG - Chapter 6 Scenario D With Tracking.docx
+++ b/story-revised/CoG - Chapter 6 Scenario D With Tracking.docx
@@ -111,7 +111,12 @@
     </w:p>
     <w:p>
       <w:r>
-        <w:t>Kael had paid the price without complaint. And now he understood that some prices could never be fully calculated.</w:t>
+        <w:t>Kael had paid the price without complaint. He had witnessed interrogations that left men broken. He had helped dispose of bodies that the official investigation would never find. He had become complicit in crimes that would send him to prison for the rest of his life if anyone ever discovered the extent of his involvement.</w:t>
+      </w:r>
+    </w:p>
+    <w:p>
+      <w:r>
+        <w:t>And now he understood that some prices could never be fully calculated. The debt he owed The Whisper was measured in blood, and the interest was compounding daily.</w:t>
       </w:r>
     </w:p>
     <w:p>
@@ -121,7 +126,7 @@
     </w:p>
     <w:p>
       <w:r>
-        <w:t>Not a request. A summons.</w:t>
+        <w:t>Not a request. A summons. The Whisper did not make requests of his apprentices.</w:t>
       </w:r>
     </w:p>
     <w:p>
@@ -147,7 +152,7 @@
     </w:p>
     <w:p>
       <w:r>
-        <w:t>"The Whisper has summoned everyone to Blackwood." Victor's voice was calm, controlled. "He has my sister Lila. He intends to use her as bait."</w:t>
+        <w:t>"The Whisper has summoned everyone to Blackwood." Victor's voice was calm, controlled, the voice of a man who had faced many challenges and overcome them all through a combination of intelligence and ruthlessness. "He has my sister. Lila. He intends to use her as bait for a trap that he believes will destroy me."</w:t>
       </w:r>
     </w:p>
     <w:p>
@@ -157,7 +162,17 @@
     </w:p>
     <w:p>
       <w:r>
-        <w:t>"Go to Blackwood. Observe. Report. If an opportunity arises to eliminate The Whisper, take it. If an opportunity arises to rescue Lila, take that instead."</w:t>
+        <w:t>"Go to Blackwood. Observe. Report. If an opportunity arises to eliminate The Whisper, take it. If an opportunity arises to rescue Lila, take that instead. Your primary objective is intelligence—I need to know who else is moving against me tonight, and what resources they bring."</w:t>
+      </w:r>
+    </w:p>
+    <w:p>
+      <w:r>
+        <w:t>"And if the official response gets in the way?"</w:t>
+      </w:r>
+    </w:p>
+    <w:p>
+      <w:r>
+        <w:t>Victor's smile was thin and cold. "The official response is full of people who work for me. They won't interfere with anyone I designate as an asset. You'll have freedom of movement that others won't enjoy."</w:t>
       </w:r>
     </w:p>
     <w:p>
@@ -183,27 +198,27 @@
     </w:p>
     <w:p>
       <w:r>
-        <w:t>Miller's safehouse reeked of cigarette smoke and paranoia. The man who had once been Kael's partner now watched him with the calculating attention of a predator assessing prey.</w:t>
+        <w:t>Miller's safehouse reeked of cigarette smoke and paranoia. The man who had once been Kael's partner now watched him with the calculating attention of a predator assessing prey. The return to Miller's side had been a desperate gamble, and every day Kael wondered if it would be his last.</w:t>
       </w:r>
     </w:p>
     <w:p>
       <w:r>
-        <w:t>"Blackwood." Miller lit another cigarette. "The Whisper wants his finale. Question is, do we give it to him?"</w:t>
+        <w:t>"Blackwood." Miller lit another cigarette, the flame illuminating features that had grown harder, crueler in the weeks since Kael had exposed him. "The Whisper wants his finale. Question is, do we give it to him?"</w:t>
       </w:r>
     </w:p>
     <w:p>
       <w:r>
-        <w:t>"We?</w:t>
+        <w:t>"We?"</w:t>
       </w:r>
     </w:p>
     <w:p>
       <w:r>
-        <w:t>"We. You came back to me, remember? Made your choice. Now you live with it." Miller's smile held no warmth. "We go to Blackwood together. We see what opportunities present themselves. And we make sure we're the ones who walk out."</w:t>
+        <w:t>"We. You came back to me, remember? Made your choice. Now you live with it." Miller's smile held no warmth, only the cold satisfaction of a man who held power over someone who had once threatened him. "We go to Blackwood together. We see what opportunities present themselves. And we make sure we're the ones who walk out alive, regardless of what happens to anyone else."</w:t>
       </w:r>
     </w:p>
     <w:p>
       <w:r>
-        <w:t>Kael nodded. The lie that had brought him back to Miller was a chain he wore constantly now. Every moment in the corrupt detective's presence was a performance, and the role was consuming whatever remained of his authentic self.</w:t>
+        <w:t>Kael nodded, keeping his expression neutral despite the revulsion churning in his gut. The lie that had brought him back to Miller was a chain he wore constantly now. Every moment in the corrupt detective's presence was a performance, and the role was consuming whatever remained of his authentic self.</w:t>
       </w:r>
     </w:p>
     <w:p>
@@ -224,22 +239,32 @@
     </w:p>
     <w:p>
       <w:r>
-        <w:t>Elara's study was decorated with artifacts from civilizations that had risen and fallen while her family accumulated power. She sat behind a desk of polished mahogany, her expression betraying nothing.</w:t>
+        <w:t>Elara's study was decorated with artifacts from civilizations that had risen and fallen while her family accumulated power. She sat behind a desk of polished mahogany, her expression betraying nothing of the calculations happening behind her eyes.</w:t>
       </w:r>
     </w:p>
     <w:p>
       <w:r>
-        <w:t>"My brother will send his people to Blackwood. You will go as my representative. You will observe and report."</w:t>
+        <w:t>"My brother will send his people to Blackwood. The Whisper expects it. The official response will be a circus, poorly coordinated, easily manipulated." She leaned forward slightly. "You will go as my representative. You will observe the chaos and identify opportunities. When the moment is right, you will act to ensure that the outcome serves my interests."</w:t>
       </w:r>
     </w:p>
     <w:p>
       <w:r>
-        <w:t>Kael nodded. The questions he had suppressed for so long remained suppressed. Asking would only invite consequences he couldn't afford. Better to serve blindly than to see clearly and be destroyed for the seeing.</w:t>
+        <w:t>"What interests are those?"</w:t>
       </w:r>
     </w:p>
     <w:p>
       <w:r>
-        <w:t>The scar on his shoulder burned as if Elara had touched it. The mark of her ownership, the physical evidence of his bondage.</w:t>
+        <w:t>"That's not a question you need to ask. Your role is to observe, report, and act when instructed. Understanding is not required."</w:t>
+      </w:r>
+    </w:p>
+    <w:p>
+      <w:r>
+        <w:t>Kael nodded, suppressing the questions that burned in his mind. Asking would only invite consequences he couldn't afford. Better to serve blindly than to see clearly and be destroyed for the seeing.</w:t>
+      </w:r>
+    </w:p>
+    <w:p>
+      <w:r>
+        <w:t>The scar on his shoulder burned as if Elara had touched it. The mark of her ownership, the physical evidence of his bondage. He had accepted her collar in exchange for survival, and now the collar was all that remained of his identity.</w:t>
       </w:r>
     </w:p>
     <w:p>
@@ -270,6 +295,11 @@
     </w:p>
     <w:p>
       <w:r>
+        <w:t>Tonight, the wound would be tested. Whatever happened at Blackwood would require strength he wasn't sure he possessed anymore.</w:t>
+      </w:r>
+    </w:p>
+    <w:p>
+      <w:r>
         <w:t>]</w:t>
       </w:r>
     </w:p>
@@ -286,17 +316,17 @@
     </w:p>
     <w:p>
       <w:r>
-        <w:t>Miller's face haunted Kael's thoughts, the expression of betrayed partnership that had been the last thing he'd seen before walking away from their alliance. They had been partners once, corrupt partners in a corrupt system, but partners nonetheless.</w:t>
+        <w:t>Miller's face haunted Kael's thoughts, the expression of betrayed partnership that had been the last thing he'd seen before walking away from their alliance. They had been partners once, corrupt partners in a corrupt system, but partners nonetheless. The betrayal had been necessary, tactical, and utterly without remorse.</w:t>
       </w:r>
     </w:p>
     <w:p>
       <w:r>
-        <w:t>The betrayal had been necessary, tactical. And utterly without remorse. Or so Kael told himself in the moments before sleep, when the lies he lived by required reinforcement.</w:t>
+        <w:t>Or so Kael told himself in the moments before sleep, when the lies he lived by required reinforcement. The truth was messier. Miller had trusted him, in his own damaged way. And Kael had sold that trust to Victor Thorne for the price of survival.</w:t>
       </w:r>
     </w:p>
     <w:p>
       <w:r>
-        <w:t>But Miller was still out there. Still planning. Still waiting for the opportunity to collect on debts. Tonight, at Blackwood, amid the chaos of The Whisper's endgame, Miller would almost certainly make his move.</w:t>
+        <w:t>But Miller was still out there. Still planning. Still waiting for the opportunity to collect on debts. Tonight, at Blackwood, amid the chaos of The Whisper's endgame, Miller would almost certainly make his move. Kael checked his weapon and made sure his exits were clear. Betrayers attracted betrayal. It was one of the few rules that still applied.</w:t>
       </w:r>
     </w:p>
     <w:p>
@@ -317,12 +347,17 @@
     </w:p>
     <w:p>
       <w:r>
-        <w:t>The sensation of being controlled, of moving according to someone else's design, had become so familiar that Kael barely noticed it anymore. His handlers gave orders. He followed them. The specifics varied, but the pattern was always the same.</w:t>
+        <w:t>The sensation of being controlled, of moving according to someone else's design, had become so familiar that Kael barely noticed it anymore. His handlers gave orders. He followed them. The specifics varied—collect this information, eliminate that threat, report on these activities—but the pattern was always the same.</w:t>
       </w:r>
     </w:p>
     <w:p>
       <w:r>
         <w:t>Tonight, the pattern brought him to Blackwood Asylum. Multiple masters wanted him there. The Whisper. Victor Thorne. Elara. Miller. The convergence of interests should have been suspicious, but suspicion required independent thought, and independent thought was a luxury Kael could no longer afford.</w:t>
+      </w:r>
+    </w:p>
+    <w:p>
+      <w:r>
+        <w:t>He gathered his equipment and headed for the door. Another mission. Another step deeper into the abyss. Another piece of himself left behind.</w:t>
       </w:r>
     </w:p>
     <w:p>
@@ -348,7 +383,12 @@
     </w:p>
     <w:p>
       <w:r>
-        <w:t>But something pulled him toward Blackwood anyway. Not hope, exactly. More like the need for an ending. The sense that whatever happened tonight, it would be decisive. The long slow decline would finally reach its destination.</w:t>
+        <w:t>But something pulled him toward Blackwood anyway. Not hope, exactly. More like the need for an ending. The sense that whatever happened tonight, it would be decisive. The long slow decline would finally reach its destination, one way or another.</w:t>
+      </w:r>
+    </w:p>
+    <w:p>
+      <w:r>
+        <w:t>Maybe he would die there. Maybe that would be a mercy. Or maybe something would change, some final twist that would give meaning to all the suffering he had caused and endured. He no longer trusted his ability to predict outcomes. He only knew that he had to see this through to whatever end awaited.</w:t>
       </w:r>
     </w:p>
     <w:p>
@@ -370,13 +410,19 @@
     <w:p/>
     <w:p>
       <w:r>
-        <w:t>The official response was gathering near the main entrance when he arrived. Police vehicles, federal SUVs, tactical teams preparing for an assault. The Whisper had been preparing for this moment for twenty years. He would not be surprised by overwhelming force.</w:t>
+        <w:t>The official response was gathering near the main entrance when he arrived. Police vehicles, federal SUVs, tactical teams preparing for an assault that would probably begin at midnight. The Whisper had been preparing for this moment for twenty years. He would not be surprised by overwhelming force.</w:t>
       </w:r>
     </w:p>
     <w:p/>
     <w:p>
       <w:r>
         <w:t>But Kael wasn't part of the official response. He served different masters now, walked different paths. He would enter Blackwood through routes that the federal teams wouldn't be watching, pursue objectives that no legitimate authority would sanction.</w:t>
+      </w:r>
+    </w:p>
+    <w:p/>
+    <w:p>
+      <w:r>
+        <w:t>The damned did not seek permission. They simply moved through the darkness, doing what darkness demanded.</w:t>
       </w:r>
     </w:p>
     <w:p>
@@ -398,32 +444,32 @@
     </w:p>
     <w:p>
       <w:r>
-        <w:t>[IF VIA PATH P1B1-A: Kael approached Blackwood at Miller's side, the watcher maintaining his cover while searching for opportunities. The return to his corrupt partner had brought him here.]</w:t>
+        <w:t>[IF VIA PATH P1B1-A: Kael approached Blackwood at Miller's side, the watcher maintaining his cover while searching for opportunities. The return to his corrupt partner had brought him here, to the building where his failures had begun. Now he would discover what new failures awaited.]</w:t>
       </w:r>
     </w:p>
     <w:p>
       <w:r>
-        <w:t>[IF VIA PATH P2A2-B: Kael moved toward Blackwood as Thorne's servant, the devil's man carrying out orders he no longer questioned. The betrayal of Miller had led to this moment.]</w:t>
+        <w:t>[IF VIA PATH P2A2-B: Kael moved toward Blackwood as Thorne's servant, the devil's man carrying out orders he no longer questioned. The betrayal of Miller had led to this moment, to the culmination of choices that had stripped away everything he once believed in.]</w:t>
       </w:r>
     </w:p>
     <w:p>
       <w:r>
-        <w:t>[IF VIA PATH P2B1-B: Kael approached Blackwood as The Whisper's apprentice, summoned to stand at his master's side for the endgame. The alliance with a killer had made him complicit in everything to come.]</w:t>
+        <w:t>[IF VIA PATH P2B1-B: Kael approached Blackwood as The Whisper's apprentice, summoned to stand at his master's side for the endgame. The alliance with a killer had made him complicit in everything that would happen tonight, and everything that had happened before.]</w:t>
       </w:r>
     </w:p>
     <w:p>
       <w:r>
-        <w:t>[IF VIA PATH P3A1-A: Kael infiltrated Blackwood as Thorne's hollow instrument, the perfect role-player executing his final mission. The mask had become the face.]</w:t>
+        <w:t>[IF VIA PATH P3A1-A: Kael infiltrated Blackwood as Thorne's hollow instrument, the perfect role-player executing his final mission. The mask had become the face, and underneath the face, there was nothing left but emptiness and obedience.]</w:t>
       </w:r>
     </w:p>
     <w:p>
       <w:r>
-        <w:t>[IF VIA PATH P4A2-B: Kael approached wounded and obedient, Elara's blind tool carrying out orders without understanding. The willful ignorance had brought him here.]</w:t>
+        <w:t>[IF VIA PATH P4A2-B: Kael approached wounded and obedient, Elara's blind tool carrying out orders without understanding. The willful ignorance had brought him here, to a confrontation he could not predict and might not survive.]</w:t>
       </w:r>
     </w:p>
     <w:p>
       <w:r>
-        <w:t>[IF VIA PATH P4B2-A: Kael moved toward Blackwood wounded and desperate, the kamikaze's path finally reaching its destination. The strike at the gala had failed; this would be his last chance.]</w:t>
+        <w:t>[IF VIA PATH P4B2-A: Kael moved toward Blackwood wounded and desperate, the kamikaze's path finally reaching its destination. The strike at the gala had failed; this would be his last chance to accomplish something meaningful before the end.]</w:t>
       </w:r>
     </w:p>
     <w:p/>
@@ -445,13 +491,19 @@
     </w:p>
     <w:p>
       <w:r>
-        <w:t>The interior of Blackwood was worse than Kael remembered. Three years of additional decay had transformed the building from abandoned institution to active ruin. Walls had collapsed, creating new passages through rooms never meant to connect. Water damage had warped floors until walking was treacherous.</w:t>
+        <w:t>The interior of Blackwood was worse than Kael remembered. Three years of additional decay had transformed the building from abandoned institution to active ruin. Walls had collapsed in places, creating new passages through rooms that were never meant to connect. Water damage had warped floors until walking was treacherous, each step a negotiation with surfaces that might give way without warning.</w:t>
       </w:r>
     </w:p>
     <w:p/>
     <w:p>
       <w:r>
-        <w:t>The sounds of the official assault reached him as distant thunder, gunfire and shouting from the main entrance where The Whisper's operatives held the tactical teams at bay. The distraction was working exactly as intended.</w:t>
+        <w:t>The sounds of the official assault reached him as distant thunder, gunfire and shouting from the main entrance where The Whisper's operatives were holding the tactical teams at bay. The distraction was working exactly as intended, drawing attention away from the quieter movements happening elsewhere in the building.</w:t>
+      </w:r>
+    </w:p>
+    <w:p/>
+    <w:p>
+      <w:r>
+        <w:t>Kael moved through corridors that memory painted with ghosts. Here was the nurses' station where he had paused three years ago, uncertain of his direction. There was the patient ward where he had found the first of The Surgeon's victims, already cold. And ahead, somewhere in the darkness, was the surgical theater where Sarah Vance had died while he watched, unable to act, unable to save her, unable to do anything but fail.</w:t>
       </w:r>
     </w:p>
     <w:p>
@@ -472,17 +524,31 @@
     </w:p>
     <w:p>
       <w:r>
-        <w:t>The route The Whisper had provided led through sections of the asylum Kael had never seen before. Sub-basements sealed for decades. Tunnels connecting buildings that appeared separate on the surface. The network was extensive, suggesting that The Whisper had been using Blackwood as a base for longer than anyone suspected.</w:t>
+        <w:t>The route The Whisper had provided led Kael through sections of the asylum he had never seen before. Sub-basements that had been sealed for decades, their original purposes long forgotten. Tunnels that connected buildings which, on the surface, appeared separate. The network was extensive, suggesting that The Whisper had been using Blackwood as a base of operations for longer than anyone suspected.</w:t>
       </w:r>
     </w:p>
+    <w:p/>
     <w:p>
       <w:r>
-        <w:t>He passed rooms containing equipment that spoke of long-term occupation. Communications gear, surveillance monitors, weapon caches. The Whisper had built an empire in the shadows.</w:t>
+        <w:t>He passed rooms containing equipment that spoke of long-term occupation. Communications gear capable of intercepting police frequencies. Surveillance monitors showing feeds from cameras hidden throughout the city. Weapon caches that could supply a small army. Medical supplies, canned food, water purification systems. The Whisper had prepared for a siege, had built an empire in the shadows beneath a city that believed him to be merely a serial killer with delusions of purpose.</w:t>
       </w:r>
     </w:p>
+    <w:p/>
     <w:p>
       <w:r>
-        <w:t>A message appeared on his phone: "Surgical theater. Ten minutes. Don't be late."</w:t>
+        <w:t>Kael understood now that he had allied himself with something far more dangerous than a grief-maddened father seeking revenge. The Whisper was a force of calculated destruction, patient and methodical and utterly without the limitations that conscience imposed on ordinary men.</w:t>
+      </w:r>
+    </w:p>
+    <w:p/>
+    <w:p>
+      <w:r>
+        <w:t>A message appeared on his phone: "Surgical theater. Ten minutes. Don't be late. Tonight, we finish what should have ended twenty years ago."</w:t>
+      </w:r>
+    </w:p>
+    <w:p/>
+    <w:p>
+      <w:r>
+        <w:t>Kael continued his descent, wondering if the finish The Whisper planned included his own death, and finding that he no longer cared as much as he should about the answer.</w:t>
       </w:r>
     </w:p>
     <w:p>
@@ -503,17 +569,25 @@
     </w:p>
     <w:p>
       <w:r>
-        <w:t>Victor's intelligence had provided detailed blueprints of Blackwood's layout, including modifications that official records didn't acknowledge. Secret passages, hidden rooms, architectural compromises that every institution made when it needed to contain things it didn't want discovered.</w:t>
+        <w:t>Victor's intelligence had provided detailed blueprints of Blackwood's layout, including modifications that official records didn't acknowledge. Secret passages built during the asylum's operational years, designed to move violent patients without disturbing others. Hidden rooms where experimental treatments had been conducted away from oversight. The architectural compromises that every institution made when it needed to contain things it didn't want discovered.</w:t>
       </w:r>
     </w:p>
+    <w:p/>
     <w:p>
       <w:r>
-        <w:t>Kael used these passages now, moving through walls while others moved through corridors, approaching the surgical theater from a direction The Whisper might not anticipate.</w:t>
+        <w:t>Kael used these passages now, moving through walls while others moved through corridors, approaching the surgical theater from a direction The Whisper might not anticipate. Victor's resources had given him an edge, and he intended to use that edge to survive whatever was coming.</w:t>
       </w:r>
     </w:p>
+    <w:p/>
     <w:p>
       <w:r>
-        <w:t>His earpiece crackled with updates from Victor's network. The official assault was stalling. Victor sounded pleased by this, which told Kael something about Victor's true objectives tonight.</w:t>
+        <w:t>His earpiece crackled with updates from Victor's network. The official assault was stalling, meeting heavier resistance than expected. The Whisper's operatives were well-trained, well-equipped, fighting with the dedication of men who believed in their cause. Victor sounded pleased by this information, which told Kael something about Victor's true objectives tonight.</w:t>
+      </w:r>
+    </w:p>
+    <w:p/>
+    <w:p>
+      <w:r>
+        <w:t>Perhaps Victor wanted The Whisper and the federal forces to destroy each other. Perhaps he wanted the chaos to provide cover for something else entirely. Kael didn't ask questions anymore. He simply followed orders, moved through darkness, and waited to see what role his master required him to play.</w:t>
       </w:r>
     </w:p>
     <w:p>
@@ -534,22 +608,43 @@
     </w:p>
     <w:p>
       <w:r>
-        <w:t>Miller moved beside him through the asylum's corridors, weapon drawn, eyes scanning. The corrupt detective had decades of experience navigating dangerous situations, and Kael found himself grudgingly appreciating the competence even as he plotted how to eventually bring Miller down.</w:t>
+        <w:t>Miller moved beside him through the asylum's corridors, weapon drawn, eyes scanning for threats. The corrupt detective had decades of experience navigating dangerous situations, and Kael found himself grudgingly appreciating the competence even as he plotted how to eventually bring Miller down—or escape his influence, whichever came first.</w:t>
       </w:r>
     </w:p>
+    <w:p/>
     <w:p>
       <w:r>
-        <w:t>"The surgical theater," Miller said. "That's where he'll be. Where it all started."</w:t>
+        <w:t>"The surgical theater," Miller said, his voice low. "That's where he'll be. Where it all started, where he'll want it to end. The Whisper has a flair for the dramatic."</w:t>
       </w:r>
     </w:p>
+    <w:p/>
     <w:p>
       <w:r>
         <w:t>"You know the building?"</w:t>
       </w:r>
     </w:p>
+    <w:p/>
     <w:p>
       <w:r>
-        <w:t>"I know The Whisper. Twenty years of cat and mouse. I know how he thinks, where he goes, what he wants." Miller's smile was cold. "I also know he's expecting me. Question is whether he's expecting you."</w:t>
+        <w:t>"I know The Whisper. Twenty years of cat and mouse, twenty years of watching him kill people I was supposed to protect. I know how he thinks, where he goes, what he wants." Miller's smile was cold and knowing. "I also know he's expecting me specifically. Question is whether he's expecting you, or whether you're going to be the surprise that tips the balance."</w:t>
+      </w:r>
+    </w:p>
+    <w:p/>
+    <w:p>
+      <w:r>
+        <w:t>"What kind of surprise?"</w:t>
+      </w:r>
+    </w:p>
+    <w:p/>
+    <w:p>
+      <w:r>
+        <w:t>"The kind that involves you doing exactly what I tell you, when I tell you. We get through tonight, and maybe I start trusting you again. We don't, well." Miller shrugged. "Then trust won't matter anymore, will it?"</w:t>
+      </w:r>
+    </w:p>
+    <w:p/>
+    <w:p>
+      <w:r>
+        <w:t>Kael followed in silence, feeling the weight of the lie he was living, wondering how long before that weight crushed him entirely.</w:t>
       </w:r>
     </w:p>
     <w:p>
@@ -570,17 +665,37 @@
     </w:p>
     <w:p>
       <w:r>
-        <w:t>Elara's intelligence had identified routes through the asylum that both The Whisper and Victor had neglected. She had assets everywhere, eyes and ears that neither of her rivals suspected.</w:t>
+        <w:t>Elara's intelligence had identified routes through the asylum that both The Whisper and Victor had neglected in their preparations. She had assets everywhere, Kael was learning, eyes and ears that neither of her rivals suspected. The scope of her network suggested a conspiracy far deeper than he had imagined.</w:t>
       </w:r>
     </w:p>
+    <w:p/>
     <w:p>
       <w:r>
-        <w:t>"The Whisper is in the surgical theater," Elara's voice murmured through his earpiece. "Victor's team is approaching from the north. Find Lila. Report what you see."</w:t>
+        <w:t>"The Whisper is in the surgical theater," Elara's voice murmured through his earpiece, cool and controlled as always. "Victor's extraction team is approaching from the north. The federal response is focused on the main entrance. You have a window to reach the third floor unobserved."</w:t>
       </w:r>
     </w:p>
+    <w:p/>
     <w:p>
       <w:r>
-        <w:t>Kael moved without questioning, the obedient tool executing its function. The wound in his shoulder pulsed with each heartbeat, a metronome counting down toward something he couldn't see.</w:t>
+        <w:t>"And when I get there?"</w:t>
+      </w:r>
+    </w:p>
+    <w:p/>
+    <w:p>
+      <w:r>
+        <w:t>"Observe. Report. Do not intervene unless I specifically instruct you to. I need to understand the situation before I commit resources."</w:t>
+      </w:r>
+    </w:p>
+    <w:p/>
+    <w:p>
+      <w:r>
+        <w:t>Kael moved without questioning, the obedient tool executing its function. But somewhere deep inside, a spark of independent thought remained. What was Elara's true objective? Why did she need him there specifically? What role was he playing in a drama whose script he had never been allowed to read?</w:t>
+      </w:r>
+    </w:p>
+    <w:p/>
+    <w:p>
+      <w:r>
+        <w:t>The questions remained unasked. Asking led to pain. He had learned that lesson well.</w:t>
       </w:r>
     </w:p>
     <w:p>
@@ -601,12 +716,52 @@
     </w:p>
     <w:p>
       <w:r>
-        <w:t>The climb through the asylum's levels was agony. Each step sent pain radiating from his shoulder, his vision occasionally swimming as his body protested the abuse. The wound was infected, he was fairly certain. The redness spreading, the heat beneath the skin, the occasional fever that blurred his thoughts.</w:t>
+        <w:t>The climb through the asylum's levels was agony. Each step sent pain radiating from his shoulder, his vision occasionally swimming as his body protested the abuse. The wound was infected, he was fairly certain. The redness spreading from the entry point, the heat beneath the skin, the occasional fever that blurred his thoughts—all signs of a body fighting a battle it might be losing.</w:t>
+      </w:r>
+    </w:p>
+    <w:p/>
+    <w:p>
+      <w:r>
+        <w:t>He paused on the second floor landing, leaning against the water-damaged wall, waiting for the worst of the pain to pass. His body wanted rest. His body wanted to stop, to surrender, to accept that some wounds were beyond healing. His body was going to have to wait.</w:t>
+      </w:r>
+    </w:p>
+    <w:p/>
+    <w:p>
+      <w:r>
+        <w:t>Kael pushed himself off the wall and continued climbing. The wound would either hold or it wouldn't. Either way, he was going forward. There was nothing behind him worth returning to.</w:t>
       </w:r>
     </w:p>
     <w:p>
       <w:r>
-        <w:t>It didn't matter. He would finish this tonight or he would die trying. Either outcome was acceptable. Either outcome was, perhaps, deserved.</w:t>
+        <w:t>]</w:t>
+      </w:r>
+    </w:p>
+    <w:p/>
+    <w:p>
+      <w:r>
+        <w:t>[IF BETRAYED_MILLER:</w:t>
+      </w:r>
+    </w:p>
+    <w:p>
+      <w:r>
+        <w:t>(Read this if you came via: P2A2-B)</w:t>
+      </w:r>
+    </w:p>
+    <w:p>
+      <w:r>
+        <w:t>Every shadow seemed to contain Miller's presence, every sound his footsteps. The paranoia was irrational, Kael knew. Miller couldn't know his exact location, couldn't be watching from every angle. But paranoia didn't care about logic. Paranoia whispered that Miller was everywhere, waiting for the perfect moment to collect on debts.</w:t>
+      </w:r>
+    </w:p>
+    <w:p/>
+    <w:p>
+      <w:r>
+        <w:t>He moved faster, checking corners twice, listening for pursuit that never quite materialized. The fear of Miller had become a constant companion, a voice in the back of his mind that questioned every decision, every movement, every shadow.</w:t>
+      </w:r>
+    </w:p>
+    <w:p/>
+    <w:p>
+      <w:r>
+        <w:t>The irony wasn't lost on him. He had betrayed Miller to escape one form of control, only to find himself controlled by the fear of retribution. Freedom remained as elusive as it had ever been.</w:t>
       </w:r>
     </w:p>
     <w:p>
@@ -622,19 +777,25 @@
     </w:p>
     <w:p>
       <w:r>
-        <w:t>The third floor corridor stretched before him, dark wood paneling warped by water damage, framed certificates hanging at angles. At the end of the corridor, light spilled from an open doorway.</w:t>
+        <w:t>The third floor corridor stretched before him, dark wood paneling warped by water damage, framed certificates hanging at angles on the walls. This had been the administrative section, offices and treatment rooms where doctors had made decisions about patient care. Now it was a mausoleum for paper and pretense, the trappings of authority rotting alongside the building that had housed them.</w:t>
       </w:r>
     </w:p>
     <w:p/>
     <w:p>
       <w:r>
-        <w:t>The surgical theater. The stage where everything had happened before, where everything was about to happen again.</w:t>
+        <w:t>At the end of the corridor, light spilled from an open doorway. The surgical theater. The stage where everything had happened before, where everything was about to happen again.</w:t>
       </w:r>
     </w:p>
     <w:p/>
     <w:p>
       <w:r>
         <w:t>Kael approached the door with his weapon ready and his soul numb. Whatever awaited inside, he would face it as he had faced everything else in recent weeks. Without hesitation. Without conscience. Without anything resembling the man he had once been.</w:t>
+      </w:r>
+    </w:p>
+    <w:p/>
+    <w:p>
+      <w:r>
+        <w:t>He stepped through the doorway and into the final act of a tragedy that had begun twenty years before he ever knew it existed.</w:t>
       </w:r>
     </w:p>
     <w:p>
@@ -656,27 +817,27 @@
     </w:p>
     <w:p>
       <w:r>
-        <w:t>[IF VIA PATH P1B1-A: Kael navigated Blackwood at Miller's side, the watcher finally reaching the watched. The double game had brought him to its climax.]</w:t>
+        <w:t>[IF VIA PATH P1B1-A: Kael navigated Blackwood at Miller's side, the watcher finally reaching the watched. The double game had brought him to its climax, and now he would discover whether the lies had been worth the cost.]</w:t>
       </w:r>
     </w:p>
     <w:p>
       <w:r>
-        <w:t>[IF VIA PATH P2A2-B: Kael approached the surgical theater as Thorne's instrument, the man who had betrayed everyone about to face the consequences of his choices.]</w:t>
+        <w:t>[IF VIA PATH P2A2-B: Kael approached the surgical theater as Thorne's instrument, the man who had betrayed everyone about to face the consequences of his choices. Miller was in the building somewhere, hunting for revenge.]</w:t>
       </w:r>
     </w:p>
     <w:p>
       <w:r>
-        <w:t>[IF VIA PATH P2B1-B: Kael reached the surgical theater as The Whisper's apprentice, summoned to witness the master's finale. The alliance would define whatever remained of his future.]</w:t>
+        <w:t>[IF VIA PATH P2B1-B: Kael reached the surgical theater as The Whisper's apprentice, summoned to witness the master's finale. The alliance would define whatever remained of his future—if he had a future at all.]</w:t>
       </w:r>
     </w:p>
     <w:p>
       <w:r>
-        <w:t>[IF VIA PATH P3A1-A: Kael arrived at the confrontation having served Thorne perfectly, the hollow man executing his final function. The mask and face had merged completely.]</w:t>
+        <w:t>[IF VIA PATH P3A1-A: Kael arrived at the confrontation having served Thorne perfectly, the hollow man executing his final function. The mask and face had merged completely; there was nothing beneath but emptiness.]</w:t>
       </w:r>
     </w:p>
     <w:p>
       <w:r>
-        <w:t>[IF VIA PATH P4A2-B: Kael reached the surgical theater wounded and blind, Elara's obedient tool about to see clearly for the first time in weeks.]</w:t>
+        <w:t>[IF VIA PATH P4A2-B: Kael reached the surgical theater wounded and blind to Elara's true purposes, her obedient tool about to see clearly for the first time in weeks.]</w:t>
       </w:r>
     </w:p>
     <w:p>
@@ -703,7 +864,13 @@
     </w:p>
     <w:p>
       <w:r>
-        <w:t>Thomas Crane stood at the center of the room like a conductor preparing for a symphony. Lila Thorne lay on the operating table, bound and terrified, her eyes moving between The Whisper and the door through which Kael had entered. The battery-powered lanterns cast shadows that seemed to move independently, as if the darkness itself was alive.</w:t>
+        <w:t>Thomas Crane stood at the center of the room like a conductor preparing for a symphony. His hair had gone entirely white, his face carved into lines that mapped decades of grief and violence. But his eyes were unchanged—clear, calm, utterly without mercy. The eyes of a man who had made peace with what he was.</w:t>
+      </w:r>
+    </w:p>
+    <w:p/>
+    <w:p>
+      <w:r>
+        <w:t>Lila Thorne lay on the operating table, bound and terrified, her eyes moving between The Whisper and the door through which Kael had entered. The battery-powered lanterns cast shadows that seemed to move independently, as if the darkness itself was alive and watching.</w:t>
       </w:r>
     </w:p>
     <w:p/>
@@ -733,19 +900,22 @@
         <w:t>"You summoned me. I came."</w:t>
       </w:r>
     </w:p>
+    <w:p/>
     <w:p>
       <w:r>
-        <w:t>"Good. Obedience is a virtue that too few people appreciate." The Whisper gestured toward Lila. "She's been asking about you. Wondering if you're here to rescue her or to help me finish what I started."</w:t>
+        <w:t>"Good. Obedience is a virtue that too few people appreciate." The Whisper gestured toward Lila with his blade. "She's been asking about you. Wondering if you're here to rescue her or to help me finish what I started. What do you think I should tell her?"</w:t>
       </w:r>
     </w:p>
+    <w:p/>
     <w:p>
       <w:r>
-        <w:t>The question hung in the air. Kael had spent weeks working with The Whisper, facilitating his operations, looking away when the violence crossed lines. He had told himself it was necessary, tactical.</w:t>
+        <w:t>The question hung in the air. Kael had spent weeks working with The Whisper, facilitating his operations, looking away when the violence crossed lines. He had told himself it was necessary, tactical, a means to an end that justified the means employed.</w:t>
       </w:r>
     </w:p>
+    <w:p/>
     <w:p>
       <w:r>
-        <w:t>Now, looking at Lila Thorne's terrified eyes, he wasn't sure what he believed anymore.</w:t>
+        <w:t>Now, looking at Lila Thorne's terrified eyes, he wasn't sure what he believed anymore. The apprentice had learned his master's methods. The question was whether he had also learned his master's lack of mercy.</w:t>
       </w:r>
     </w:p>
     <w:p>
@@ -766,22 +936,25 @@
     </w:p>
     <w:p>
       <w:r>
-        <w:t>"Victor sends his regards."</w:t>
+        <w:t>"Victor sends his regards." The words felt hollow, scripted, the kind of thing a servant said when he had nothing else to offer.</w:t>
       </w:r>
     </w:p>
+    <w:p/>
     <w:p>
       <w:r>
-        <w:t>The Whisper's smile was knowing. "Victor's regards. Yes. I imagine Victor regards me quite strongly, given that I have his sister." His blade traced a line along Lila's arm. "Tell me, when Victor gave you your orders, did he mention what should happen if rescue proved impossible?"</w:t>
+        <w:t>The Whisper's smile was knowing. "Victor's regards. Yes. I imagine Victor regards me quite strongly at the moment, given that I have his sister and the evidence to destroy his empire." His blade traced a line along Lila's arm, not cutting, just promising. "Tell me, when Victor gave you your orders, did he mention what should happen to Lila if rescue proved impossible?"</w:t>
       </w:r>
     </w:p>
+    <w:p/>
     <w:p>
       <w:r>
-        <w:t>Kael said nothing. The silence was answer enough.</w:t>
+        <w:t>Kael said nothing. The silence was answer enough. Victor had made contingencies clear; Lila was expendable if the alternative was exposure.</w:t>
       </w:r>
     </w:p>
+    <w:p/>
     <w:p>
       <w:r>
-        <w:t>"I thought so. Victor loves his sister the way he loves all his assets. Conditionally. When she stops being useful..." The Whisper's gesture was eloquent.</w:t>
+        <w:t>"I thought so. Victor loves his sister the way he loves all his assets. Conditionally. Contingently. She's valuable as long as she's useful. When she stops being useful..." The Whisper's gesture was eloquent. "That's the difference between us, Mr. Rourke. I loved my daughter unconditionally. Victor will never understand that kind of love."</w:t>
       </w:r>
     </w:p>
     <w:p>
@@ -802,22 +975,25 @@
     </w:p>
     <w:p>
       <w:r>
-        <w:t>Miller stood beside Kael, weapon raised. The Whisper acknowledged him with a nod.</w:t>
+        <w:t>Miller stood beside Kael, weapon raised, the uneasy alliance they had maintained throughout the building holding despite the tension. The Whisper acknowledged Miller's presence with a nod that held the familiarity of old adversaries.</w:t>
       </w:r>
     </w:p>
+    <w:p/>
     <w:p>
       <w:r>
-        <w:t>"Detective Miller. Still pretending to hunt me while we both know who really holds your leash."</w:t>
+        <w:t>"Detective Miller. Still pretending to hunt me while we both know who really holds your leash. Twenty years of cat and mouse, and here we are at the end of the game."</w:t>
       </w:r>
     </w:p>
+    <w:p/>
     <w:p>
       <w:r>
-        <w:t>"The leash goes both ways, Thomas. Always has." Miller's voice was cold. "Tonight we find out who's walking who."</w:t>
+        <w:t>"The leash goes both ways, Thomas. Always has." Miller's voice was cold, controlled. "Tonight we find out who's walking who."</w:t>
       </w:r>
     </w:p>
+    <w:p/>
     <w:p>
       <w:r>
-        <w:t>Kael watched the exchange, seeing layers of history he hadn't fully understood. Miller and The Whisper knew each other, had been playing games with each other for years. He was just the latest piece on their board.</w:t>
+        <w:t>Kael watched the exchange, seeing layers of history he hadn't fully understood. Miller and The Whisper knew each other intimately, had been playing games with each other for decades. He was just the latest piece on their board, moved by hands that he couldn't see and barely comprehended.</w:t>
       </w:r>
     </w:p>
     <w:p>
@@ -838,22 +1014,25 @@
     </w:p>
     <w:p>
       <w:r>
-        <w:t>"Elara sends her representative." The Whisper's tone was almost amused. "The younger Vance. Working for Victor while undermining him. Using tools like you while pretending they're partners."</w:t>
+        <w:t>"Elara sends her representative." The Whisper's tone was almost amused. "The younger Vance. Sarah's little sister, all grown up and playing games that would have terrified her sibling. Working for Victor while undermining him. Using tools like you while pretending they're partners."</w:t>
       </w:r>
     </w:p>
+    <w:p/>
     <w:p>
       <w:r>
-        <w:t>The words cut through the willful ignorance Kael had maintained for weeks. Elara was working against Victor. The blind obedience he had offered was serving a conspiracy within a conspiracy.</w:t>
+        <w:t>The words cut through the willful ignorance Kael had maintained for weeks. Elara was working against Victor. The blind obedience he had offered was serving a conspiracy within a conspiracy, wheels within wheels that he had never been allowed to see.</w:t>
       </w:r>
     </w:p>
+    <w:p/>
     <w:p>
       <w:r>
         <w:t>"Tell me," The Whisper continued, "did she ever explain what you were really doing for her? Or did you simply... not ask?"</w:t>
       </w:r>
     </w:p>
+    <w:p/>
     <w:p>
       <w:r>
-        <w:t>The scar on Kael's shoulder burned. The collar he had accepted was tighter than he had known.</w:t>
+        <w:t>The scar on Kael's shoulder burned. The collar he had accepted was tighter than he had known, and the hand holding the leash was not the hand he had assumed it was.</w:t>
       </w:r>
     </w:p>
     <w:p>
@@ -874,17 +1053,25 @@
     </w:p>
     <w:p>
       <w:r>
-        <w:t>The pain in his shoulder had settled into a constant fire, his vision occasionally darkening at the edges. He kept his weapon steady through force of will, knowing that any tremor would be noticed and exploited.</w:t>
+        <w:t>The pain in his shoulder had settled into a constant fire, his vision occasionally darkening at the edges as his body demanded rest he couldn't afford to give it. He kept his weapon steady through force of will alone, knowing that any tremor would be noticed and exploited.</w:t>
       </w:r>
     </w:p>
+    <w:p/>
     <w:p>
       <w:r>
-        <w:t>"You're wounded," The Whisper observed. "The infection is spreading, isn't it? I can see it in the way you hold yourself. Another day, maybe two, and you won't be holding anything."</w:t>
+        <w:t>"You're wounded," The Whisper observed with clinical interest. "The infection is spreading, isn't it? I can see it in the way you hold yourself, the sweat on your forehead, the slight tremor in your hands. Another day, maybe two, and you won't be holding anything."</w:t>
       </w:r>
     </w:p>
+    <w:p/>
     <w:p>
       <w:r>
         <w:t>"Then I'd better make tonight count."</w:t>
+      </w:r>
+    </w:p>
+    <w:p/>
+    <w:p>
+      <w:r>
+        <w:t>"Indeed. There's something admirable about a man who keeps fighting even when his body has already surrendered. Foolish, perhaps, but admirable."</w:t>
       </w:r>
     </w:p>
     <w:p>
@@ -905,27 +1092,31 @@
     </w:p>
     <w:p>
       <w:r>
-        <w:t>A sound from behind. Kael spun to find Miller standing in the doorway, face twisted with rage.</w:t>
+        <w:t>A sound from behind. Kael spun to find Miller standing in the doorway, face twisted with rage, weapon pointed directly at Kael's chest.</w:t>
       </w:r>
     </w:p>
+    <w:p/>
     <w:p>
       <w:r>
-        <w:t>"You thought I wouldn't find you?" Miller's voice shook. "Thought you could sell me to Thorne and just walk away?"</w:t>
+        <w:t>"You thought I wouldn't find you?" Miller's voice shook with barely controlled fury. "Thought you could sell me to Thorne and just walk away, like I was nothing?"</w:t>
       </w:r>
     </w:p>
+    <w:p/>
     <w:p>
       <w:r>
-        <w:t>"Miller. This isn't the time."</w:t>
+        <w:t>"Miller. This isn't the time—"</w:t>
       </w:r>
     </w:p>
+    <w:p/>
     <w:p>
       <w:r>
-        <w:t>"This is exactly the time. Blackwood, where it all started. Where it all ends." Miller's weapon was pointed at Kael, not The Whisper. "You betrayed me. Now you pay."</w:t>
+        <w:t>"This is exactly the time. Blackwood, where it all started. Where it all ends." Miller's weapon didn't waver. "You betrayed me. You destroyed everything I built. Now you pay."</w:t>
       </w:r>
     </w:p>
+    <w:p/>
     <w:p>
       <w:r>
-        <w:t>The Whisper watched the confrontation with apparent interest, blade still resting near Lila's throat. "How delightful. The betrayer being betrayed. Justice has such beautiful symmetry."</w:t>
+        <w:t>The Whisper watched the confrontation with apparent delight, blade resting near Lila's throat. "How delightful. The betrayer being betrayed. Justice has such beautiful symmetry, don't you think?"</w:t>
       </w:r>
     </w:p>
     <w:p>
@@ -941,13 +1132,13 @@
     </w:p>
     <w:p>
       <w:r>
-        <w:t>"What do you want, Crane?" Kael asked. "You've brought everyone here. The police, Victor's people, all of us. What's the endgame?"</w:t>
+        <w:t>"What do you want, Crane?" Kael asked, trying to focus on the immediate threat despite everything else demanding his attention. "You've brought everyone here. The police, Victor's people, all of us. What's the endgame?"</w:t>
       </w:r>
     </w:p>
     <w:p/>
     <w:p>
       <w:r>
-        <w:t>"The endgame." The Whisper considered. "I've been pursuing an endgame for twenty years. Justice for my daughter. Punishment for the men who murdered her. Everything I've done has been in service of that goal."</w:t>
+        <w:t>"The endgame." The Whisper considered the word like a fine wine. "I've been pursuing an endgame for twenty years, Mr. Rourke. Justice for my daughter. Punishment for the men who murdered her and covered it up. Everything I've done, every life I've taken, has been in service of that goal."</w:t>
       </w:r>
     </w:p>
     <w:p/>
@@ -959,7 +1150,7 @@
     <w:p/>
     <w:p>
       <w:r>
-        <w:t>"Tonight is the convergence. Every player, every faction, every guilty party. The chaos will expose them all. Alliances will shatter. Secrets will emerge. The system that protected Victor Thorne for decades will consume itself."</w:t>
+        <w:t>"Tonight is the convergence. Every player, every faction, every guilty party, all brought together in one place at one time. The tactical teams, Victor's operatives, the corrupt cops who serve multiple masters. By morning, the chaos will have exposed them all. Alliances will shatter. Secrets will emerge. The system that protected Victor Thorne for decades will finally consume itself."</w:t>
       </w:r>
     </w:p>
     <w:p/>
@@ -983,7 +1174,7 @@
     <w:p/>
     <w:p>
       <w:r>
-        <w:t>"I don't know who I serve anymore," Kael admitted. "I don't know who I am. But I know I'm tired of being a tool. Tired of following orders I don't understand for people I don't trust."</w:t>
+        <w:t>"I don't know who I serve anymore," Kael admitted, the words coming before he could stop them. "I don't know who I am. But I know I'm tired of being a tool. Tired of following orders I don't understand for people I don't trust."</w:t>
       </w:r>
     </w:p>
     <w:p/>
@@ -1001,7 +1192,7 @@
     <w:p/>
     <w:p>
       <w:r>
-        <w:t>"I'm tired too, Mr. Rourke. Twenty years of rage. Twenty years of blood. I've become the monster they accused me of being." He looked at Lila with something that might have been regret. "Let me give you something instead. Evidence. Documentation. Everything I've gathered about Victor Thorne, about ARCHITECT, about the entire conspiracy. Enough to bring them down through the system I stopped trusting decades ago."</w:t>
+        <w:t>"I'm tired too, Mr. Rourke. Twenty years of rage. Twenty years of blood. I've become the monster they accused me of being, and the becoming has cost me everything I once valued." He looked at Lila with something that might have been regret. "Let me give you something instead. Evidence. Documentation. Everything I've gathered about Victor Thorne, about ARCHITECT, about the entire conspiracy. Enough to bring them down through the system I stopped trusting decades ago."</w:t>
       </w:r>
     </w:p>
     <w:p/>
